--- a/test_data/smlouva_final_06_anon.docx
+++ b/test_data/smlouva_final_06_anon.docx
@@ -58,7 +58,7 @@
     </w:p>
     <w:p>
       <w:r>
-        <w:t>[[ADDRESS_2]]</w:t>
+        <w:t>Trvalý pobyt: [[ADDRESS_2]]</w:t>
       </w:r>
     </w:p>
     <w:p>
@@ -100,7 +100,7 @@
     <w:p/>
     <w:p>
       <w:r>
-        <w:t>Značka a model: Škoda [[PERSON_2]] 2.0 TDI</w:t>
+        <w:t>Značka a model: Škoda Octavia Combi 2.0 TDI</w:t>
       </w:r>
     </w:p>
     <w:p>
@@ -143,12 +143,12 @@
     </w:p>
     <w:p>
       <w:r>
-        <w:t>Řidič protistrany: [[PERSON_3]], [[DATE_3]], [[BIRTH_ID_2]],</w:t>
+        <w:t>Řidič protistrany: [[PERSON_2]], [[DATE_3]], [[BIRTH_ID_2]],</w:t>
       </w:r>
     </w:p>
     <w:p>
       <w:r>
-        <w:t xml:space="preserve">   [[ADDRESS_4]], [[PHONE_2]],</w:t>
+        <w:t xml:space="preserve">   [[ADDRESS_2]], [[PHONE_2]],</w:t>
       </w:r>
     </w:p>
     <w:p>
@@ -180,7 +180,7 @@
     <w:p/>
     <w:p>
       <w:r>
-        <w:t>[[PERSON_4]], [[DATE_4]], [[PHONE_3]], e-mail: [[EMAIL_3]]</w:t>
+        <w:t>[[PERSON_3]], [[DATE_4]], [[PHONE_3]], e-mail: [[EMAIL_3]]</w:t>
       </w:r>
     </w:p>
     <w:p>
@@ -191,7 +191,7 @@
     <w:p/>
     <w:p>
       <w:r>
-        <w:t>Svědek [[PERSON_4]] potvrdil, že vozidlo [[PERSON_3]] vjelo do křižovatky na červenou. S [[PERSON_4]] se lze spojit telefonicky.</w:t>
+        <w:t>Svědek [[PERSON_3]] potvrdil, že vozidlo [[PERSON_2]] vjelo do křižovatky na červenou. S [[PERSON_3]] se lze spojit telefonicky.</w:t>
       </w:r>
     </w:p>
     <w:p/>
@@ -208,7 +208,7 @@
     </w:p>
     <w:p>
       <w:r>
-        <w:t>Vozidlo protistrany [[PERSON_3]]: poškozený pravý bok, zrcátko. Odhad: 45 000 Kč.</w:t>
+        <w:t>Vozidlo protistrany [[PERSON_2]]: poškozený pravý bok, zrcátko. Odhad: 45 000 Kč.</w:t>
       </w:r>
     </w:p>
     <w:p/>
@@ -225,7 +225,7 @@
     </w:p>
     <w:p>
       <w:r>
-        <w:t>[[PERSON_3]]: bez zranění.</w:t>
+        <w:t>[[PERSON_2]]: bez zranění.</w:t>
       </w:r>
     </w:p>
     <w:p/>
@@ -301,6 +301,12 @@
       </w:r>
     </w:p>
     <w:sectPr>
+      <w:headerReference w:type="default" r:id="rId9"/>
+      <w:footerReference w:type="default" r:id="rId10"/>
+      <w:headerReference w:type="first" r:id="rId11"/>
+      <w:footerReference w:type="first" r:id="rId12"/>
+      <w:headerReference w:type="even" r:id="rId13"/>
+      <w:footerReference w:type="even" r:id="rId14"/>
       <w:pgSz w:w="12240" w:h="15840"/>
       <w:pgMar w:top="1440" w:right="1800" w:bottom="1440" w:left="1800" w:header="720" w:footer="720" w:gutter="0"/>
       <w:cols w:space="720"/>
@@ -308,6 +314,66 @@
     </w:sectPr>
   </w:body>
 </w:document>
+</file>
+
+<file path=word/footer1.xml><?xml version="1.0" encoding="utf-8"?>
+<w:ftr xmlns:m="http://schemas.openxmlformats.org/officeDocument/2006/math" xmlns:mc="http://schemas.openxmlformats.org/markup-compatibility/2006" xmlns:mo="http://schemas.microsoft.com/office/mac/office/2008/main" xmlns:mv="urn:schemas-microsoft-com:mac:vml" xmlns:o="urn:schemas-microsoft-com:office:office" xmlns:r="http://schemas.openxmlformats.org/officeDocument/2006/relationships" xmlns:v="urn:schemas-microsoft-com:vml" xmlns:w10="urn:schemas-microsoft-com:office:word" xmlns:w14="http://schemas.microsoft.com/office/word/2010/wordml" xmlns:w="http://schemas.openxmlformats.org/wordprocessingml/2006/main" xmlns:wne="http://schemas.microsoft.com/office/word/2006/wordml" xmlns:wp14="http://schemas.microsoft.com/office/word/2010/wordprocessingDrawing" xmlns:wp="http://schemas.openxmlformats.org/drawingml/2006/wordprocessingDrawing" xmlns:wpc="http://schemas.microsoft.com/office/word/2010/wordprocessingCanvas" xmlns:wpg="http://schemas.microsoft.com/office/word/2010/wordprocessingGroup" xmlns:wpi="http://schemas.microsoft.com/office/word/2010/wordprocessingInk" xmlns:wps="http://schemas.microsoft.com/office/word/2010/wordprocessingShape" mc:Ignorable="w14 wp14">
+  <w:p>
+    <w:pPr>
+      <w:pStyle w:val="Footer"/>
+    </w:pPr>
+  </w:p>
+</w:ftr>
+</file>
+
+<file path=word/footer2.xml><?xml version="1.0" encoding="utf-8"?>
+<w:ftr xmlns:m="http://schemas.openxmlformats.org/officeDocument/2006/math" xmlns:mc="http://schemas.openxmlformats.org/markup-compatibility/2006" xmlns:mo="http://schemas.microsoft.com/office/mac/office/2008/main" xmlns:mv="urn:schemas-microsoft-com:mac:vml" xmlns:o="urn:schemas-microsoft-com:office:office" xmlns:r="http://schemas.openxmlformats.org/officeDocument/2006/relationships" xmlns:v="urn:schemas-microsoft-com:vml" xmlns:w10="urn:schemas-microsoft-com:office:word" xmlns:w14="http://schemas.microsoft.com/office/word/2010/wordml" xmlns:w="http://schemas.openxmlformats.org/wordprocessingml/2006/main" xmlns:wne="http://schemas.microsoft.com/office/word/2006/wordml" xmlns:wp14="http://schemas.microsoft.com/office/word/2010/wordprocessingDrawing" xmlns:wp="http://schemas.openxmlformats.org/drawingml/2006/wordprocessingDrawing" xmlns:wpc="http://schemas.microsoft.com/office/word/2010/wordprocessingCanvas" xmlns:wpg="http://schemas.microsoft.com/office/word/2010/wordprocessingGroup" xmlns:wpi="http://schemas.microsoft.com/office/word/2010/wordprocessingInk" xmlns:wps="http://schemas.microsoft.com/office/word/2010/wordprocessingShape" mc:Ignorable="w14 wp14">
+  <w:p>
+    <w:pPr>
+      <w:pStyle w:val="Footer"/>
+    </w:pPr>
+  </w:p>
+</w:ftr>
+</file>
+
+<file path=word/footer3.xml><?xml version="1.0" encoding="utf-8"?>
+<w:ftr xmlns:m="http://schemas.openxmlformats.org/officeDocument/2006/math" xmlns:mc="http://schemas.openxmlformats.org/markup-compatibility/2006" xmlns:mo="http://schemas.microsoft.com/office/mac/office/2008/main" xmlns:mv="urn:schemas-microsoft-com:mac:vml" xmlns:o="urn:schemas-microsoft-com:office:office" xmlns:r="http://schemas.openxmlformats.org/officeDocument/2006/relationships" xmlns:v="urn:schemas-microsoft-com:vml" xmlns:w10="urn:schemas-microsoft-com:office:word" xmlns:w14="http://schemas.microsoft.com/office/word/2010/wordml" xmlns:w="http://schemas.openxmlformats.org/wordprocessingml/2006/main" xmlns:wne="http://schemas.microsoft.com/office/word/2006/wordml" xmlns:wp14="http://schemas.microsoft.com/office/word/2010/wordprocessingDrawing" xmlns:wp="http://schemas.openxmlformats.org/drawingml/2006/wordprocessingDrawing" xmlns:wpc="http://schemas.microsoft.com/office/word/2010/wordprocessingCanvas" xmlns:wpg="http://schemas.microsoft.com/office/word/2010/wordprocessingGroup" xmlns:wpi="http://schemas.microsoft.com/office/word/2010/wordprocessingInk" xmlns:wps="http://schemas.microsoft.com/office/word/2010/wordprocessingShape" mc:Ignorable="w14 wp14">
+  <w:p>
+    <w:pPr>
+      <w:pStyle w:val="Footer"/>
+    </w:pPr>
+  </w:p>
+</w:ftr>
+</file>
+
+<file path=word/header1.xml><?xml version="1.0" encoding="utf-8"?>
+<w:hdr xmlns:m="http://schemas.openxmlformats.org/officeDocument/2006/math" xmlns:mc="http://schemas.openxmlformats.org/markup-compatibility/2006" xmlns:mo="http://schemas.microsoft.com/office/mac/office/2008/main" xmlns:mv="urn:schemas-microsoft-com:mac:vml" xmlns:o="urn:schemas-microsoft-com:office:office" xmlns:r="http://schemas.openxmlformats.org/officeDocument/2006/relationships" xmlns:v="urn:schemas-microsoft-com:vml" xmlns:w10="urn:schemas-microsoft-com:office:word" xmlns:w14="http://schemas.microsoft.com/office/word/2010/wordml" xmlns:w="http://schemas.openxmlformats.org/wordprocessingml/2006/main" xmlns:wne="http://schemas.microsoft.com/office/word/2006/wordml" xmlns:wp14="http://schemas.microsoft.com/office/word/2010/wordprocessingDrawing" xmlns:wp="http://schemas.openxmlformats.org/drawingml/2006/wordprocessingDrawing" xmlns:wpc="http://schemas.microsoft.com/office/word/2010/wordprocessingCanvas" xmlns:wpg="http://schemas.microsoft.com/office/word/2010/wordprocessingGroup" xmlns:wpi="http://schemas.microsoft.com/office/word/2010/wordprocessingInk" xmlns:wps="http://schemas.microsoft.com/office/word/2010/wordprocessingShape" mc:Ignorable="w14 wp14">
+  <w:p>
+    <w:pPr>
+      <w:pStyle w:val="Header"/>
+    </w:pPr>
+  </w:p>
+</w:hdr>
+</file>
+
+<file path=word/header2.xml><?xml version="1.0" encoding="utf-8"?>
+<w:hdr xmlns:m="http://schemas.openxmlformats.org/officeDocument/2006/math" xmlns:mc="http://schemas.openxmlformats.org/markup-compatibility/2006" xmlns:mo="http://schemas.microsoft.com/office/mac/office/2008/main" xmlns:mv="urn:schemas-microsoft-com:mac:vml" xmlns:o="urn:schemas-microsoft-com:office:office" xmlns:r="http://schemas.openxmlformats.org/officeDocument/2006/relationships" xmlns:v="urn:schemas-microsoft-com:vml" xmlns:w10="urn:schemas-microsoft-com:office:word" xmlns:w14="http://schemas.microsoft.com/office/word/2010/wordml" xmlns:w="http://schemas.openxmlformats.org/wordprocessingml/2006/main" xmlns:wne="http://schemas.microsoft.com/office/word/2006/wordml" xmlns:wp14="http://schemas.microsoft.com/office/word/2010/wordprocessingDrawing" xmlns:wp="http://schemas.openxmlformats.org/drawingml/2006/wordprocessingDrawing" xmlns:wpc="http://schemas.microsoft.com/office/word/2010/wordprocessingCanvas" xmlns:wpg="http://schemas.microsoft.com/office/word/2010/wordprocessingGroup" xmlns:wpi="http://schemas.microsoft.com/office/word/2010/wordprocessingInk" xmlns:wps="http://schemas.microsoft.com/office/word/2010/wordprocessingShape" mc:Ignorable="w14 wp14">
+  <w:p>
+    <w:pPr>
+      <w:pStyle w:val="Header"/>
+    </w:pPr>
+  </w:p>
+</w:hdr>
+</file>
+
+<file path=word/header3.xml><?xml version="1.0" encoding="utf-8"?>
+<w:hdr xmlns:m="http://schemas.openxmlformats.org/officeDocument/2006/math" xmlns:mc="http://schemas.openxmlformats.org/markup-compatibility/2006" xmlns:mo="http://schemas.microsoft.com/office/mac/office/2008/main" xmlns:mv="urn:schemas-microsoft-com:mac:vml" xmlns:o="urn:schemas-microsoft-com:office:office" xmlns:r="http://schemas.openxmlformats.org/officeDocument/2006/relationships" xmlns:v="urn:schemas-microsoft-com:vml" xmlns:w10="urn:schemas-microsoft-com:office:word" xmlns:w14="http://schemas.microsoft.com/office/word/2010/wordml" xmlns:w="http://schemas.openxmlformats.org/wordprocessingml/2006/main" xmlns:wne="http://schemas.microsoft.com/office/word/2006/wordml" xmlns:wp14="http://schemas.microsoft.com/office/word/2010/wordprocessingDrawing" xmlns:wp="http://schemas.openxmlformats.org/drawingml/2006/wordprocessingDrawing" xmlns:wpc="http://schemas.microsoft.com/office/word/2010/wordprocessingCanvas" xmlns:wpg="http://schemas.microsoft.com/office/word/2010/wordprocessingGroup" xmlns:wpi="http://schemas.microsoft.com/office/word/2010/wordprocessingInk" xmlns:wps="http://schemas.microsoft.com/office/word/2010/wordprocessingShape" mc:Ignorable="w14 wp14">
+  <w:p>
+    <w:pPr>
+      <w:pStyle w:val="Header"/>
+    </w:pPr>
+  </w:p>
+</w:hdr>
 </file>
 
 <file path=word/numbering.xml><?xml version="1.0" encoding="utf-8"?>
